--- a/example_articles/countries/Israel/2.countries_Israel_New_York_Times.docx
+++ b/example_articles/countries/Israel/2.countries_Israel_New_York_Times.docx
@@ -27,17 +27,17 @@
     </w:p>
     <w:p>
       <w:r>
-        <w:t>Source File: NYT/46.DOCX</w:t>
+        <w:t>Source file: NYT/46.DOCX</w:t>
       </w:r>
     </w:p>
     <w:p>
       <w:r>
-        <w:t>Raw locations result: ['Israel']</w:t>
+        <w:t>Raw locations result, 'locations': ['Israel']</w:t>
       </w:r>
     </w:p>
     <w:p>
       <w:r>
-        <w:t>countries_stand_flat (Standardized): Israel</w:t>
+        <w:t>Standardized locations result, 'countries_stand_flat': Israel</w:t>
       </w:r>
     </w:p>
     <w:p>

--- a/example_articles/countries/Israel/2.countries_Israel_New_York_Times.docx
+++ b/example_articles/countries/Israel/2.countries_Israel_New_York_Times.docx
@@ -7,7 +7,7 @@
         <w:pStyle w:val="Heading1"/>
       </w:pPr>
       <w:r>
-        <w:t>Humanities Nominee Rejected in Senate</w:t>
+        <w:t>No Exit for Working Mom And Daughter in Tel Aviv</w:t>
       </w:r>
     </w:p>
     <w:p>
@@ -17,17 +17,17 @@
     </w:p>
     <w:p>
       <w:r>
-        <w:t>Date: 1991-07-18</w:t>
+        <w:t>Date: 2004-10-05</w:t>
       </w:r>
     </w:p>
     <w:p>
       <w:r>
-        <w:t>Section: Section C;; Section C; Page 15; Column 5; Cultural Desk; Column 5;</w:t>
+        <w:t>Section: Section E; Column 1; The Arts/Cultural Desk; Pg. 3; FILM FESTIVAL REVIEW</w:t>
       </w:r>
     </w:p>
     <w:p>
       <w:r>
-        <w:t>Source file: NYT/46.DOCX</w:t>
+        <w:t>Source file: NYT/36.DOCX</w:t>
       </w:r>
     </w:p>
     <w:p>
@@ -49,61 +49,26 @@
     </w:p>
     <w:p>
       <w:r>
-        <w:t>After a brief, tense debate, the Senate Labor and Human Resources Committee today rejected by one vote the controversial nomination of Carol Iannone to the advisory council for the National Endowment for the Humanities.</w:t>
+        <w:t>Somehow a world-class film festival wouldn't be the same without at least one movie about prostitution, preferably one that delivers both a frisson of salaciousness (back-alley sex!) and some tsk-tsking, generally in the direction of those watching the screen. Filmmakers have long been fascinated with this type of working woman, not only because of the profession's metaphoric resonance (see the films of Jean-Luc Godard, ad infinitum), but also because woman's work just isn't very interesting if it doesn't involve sex and the possibility that the woman on screen might be stripped of her clothes and perhaps her humanity.</w:t>
         <w:br/>
-        <w:t>Nominations to the council -- like all Presidential nominations, they are subject to a Senate committee's approval -- are typically routine. But the nomination of Ms. Iannone, a literature teacher at New York University with outspokenly conservative views, has attracted extraordinary attention. It has been opposed by some lawmakers and scholarly organizations and debated in editorials and by newspaper columnists as well as on Capitol Hill.</w:t>
+        <w:t xml:space="preserve"> In the new Israeli film ''Or,'' about a prostitute and her teenage daughter, both clothes and humanity are stripped away with impunity. Directed by Keren Yedaya, this well-meaning but irritatingly naive feature about the horrors of prostitution or, more accurately, the filmmaker's own horror about the subject will be shown today as part of the New York Film Festival. Ms. Yedaya's feel-bad drama arrives with plenty of plaudits, having won several major awards at the Cannes International Film Festival, including the prize for first feature. Grim is always big at film festivals, but having now seen ''Or'' I can see how its relentlessly bleak and deterministic view of contemporary Israeli life might have played exceedingly well with viewers who always look for negatives in that specific part of the world. </w:t>
         <w:br/>
-        <w:t>"It just escalated," Senator Claiborne Pell, Democrat of Rhode Island, said today after the vote. "She had become a shuttlecock between the conservative establishment and the liberal establishment."</w:t>
+        <w:t xml:space="preserve">  Set in modern Tel Aviv, in what looks to be a working-class neighborhood, the story traces the everyday struggles of a street prostitute, Ruthie (Ronit Elkabetz), and her teenage daughter, Or (Dana Ivgy). From all appearances, Or seems to have long ago assumed the role of the responsible one in the family: she collects bottles and cans for money, works as a dishwasher in a restaurant owned by a sympathetic neighbor and keeps up the family's cramped, cluttered apartment as best she can. In turn, Ruthie, who has recently returned from a hospital stay, behaves like one of those out-of-control adolescents who show up on cable television: she dresses like Slattern Barbie, refuses to get up in the morning, sneaks out of the house at night, keeps bad company and whines, a lot.</w:t>
         <w:br/>
-        <w:t>Senator Pell, a committee member and one of the endowment's founders, spoke against the nomination. He said that Ms. Iannone should be disqualified not for her political views but for her lack of academic credentials. The statutory language of the endowment specifically calls for council members who have established records of distinguished service and scholarship or creativity, he said. "In my view," said Senator Pell, "she comes up short on each of these points."</w:t>
+        <w:t xml:space="preserve"> Shot in an unadorned style that makes everything look fairly grotty, the women included, the film mixes scenes of quotidian life with melodramatic incident and then the whole thing grinds to a stop. Along the way, Ms. Yedaya and her co-writer, Sari Ezouz, build the case that prostitutes are purely victims and that prostitution is so pathological, so radically dehumanizing, that the prostitute herself is little more than an empty shell. In this formulation, prostitution isn't a lousy way to make a living; it's an iron cage with a rusted lock. Ruthie and Or aren't only victims of poverty, male opportunism and social indifference; they are also victims of their actions and desires, which don't really belong to them in any meaningful sense because, well, everything they do and feel is symptomatic of their pathological existence. </w:t>
         <w:br/>
-        <w:t>Ms. Iannone was nominated to the 26-member National Council, which advises the Humanities Endowment on what programs deserve Federal money, by President Bush last January. A number of scholarly organizations, including the Modern Language Associaton of America and the American Council of Learned Societies, opposed the nomination, arguing that she had not undertaken any major scholarly studies or done any significant writing since completing her Ph.D. degree 10 years ago.</w:t>
+        <w:t xml:space="preserve"> Ms. Yedaya's take on prostitution would be tolerable if her characters, especially Ruthie, weren't such ideological constructs. A monster from her gaudy blue eye-shadow to her Frankenstein platforms, Ruthie insists on breaking her daughter's heart by turning tricks. She says they need the money, but something else clearly drives her into the streets. But because Ms. Yedaya refuses to give Ruthie a hint of a dreamscape, a moment outside that iron cage, we never learn what makes her tick. That Ruthie might get something she needs from prostitution, however unhealthy, is something the film refuses to consider; worse, there's a suggestion that Or's teenage lust is a symptom of Ruthie's pathology rather than something good and real and human. Prostitution isn't the only disease in this film; so is desire. </w:t>
         <w:br/>
-        <w:t>Ms. Iannone's literary reviews have also become controversial. In a recent essay in Commentary, she charged that a number of prize-winning novels by blacks had been honored not because of their literary qualities but because of their authors' race.</w:t>
         <w:br/>
-        <w:t>A number of prominent scholars have strongly defended Ms. Iannone, too. Among those who endorsed her nomination were Jacques Barzun, professor emeritus at Columbia University; Gertrude Himmilfarb, professor emeritus at the City University of New York; Donald Kagan, dean of Yale College, and Joseph Epstein, professor of English at Northwestern University.</w:t>
+        <w:t>Or (My Treasure)</w:t>
         <w:br/>
-        <w:t>During today's debate, the committee's cochairmen, Senator Edward M. Kennedy, Democrat of Massachusetts, and Senator Orrin G. Hatch, Republican of Utah, engaged in an often fiery exchange.</w:t>
+        <w:t>Directed by Keren Yedaya; written (in Hebrew, with English subtitles) by Ms. Yedaya and Sari Ezouz; director of photography, Laurent Brunet; edited by Ms. Ezouz; produced by Marek Rozenbaum, Itai Tamir, Emmanuel Agneray and Jerome Bleitrach. Running time: 100 minutes. This film is not rated. Shown with a 15-minute short, Courtney Hunt's ''Frozen River'' tonight at 6 and Wednesday night at 9:30 at Alice Tully Hall, at Lincoln Center, 1941 Broadway at 65th Street, as part of the 42nd New York Film Festival.</w:t>
         <w:br/>
-        <w:t>Senator Kennedy, waving Ms. Iannone's dossier, compared the relatively short list of her scholarly writings with the wealth of material assembled for the two other candidates.</w:t>
         <w:br/>
-        <w:t>In response, Senator Hatch said: "You don't determine these positions by the weight of the pages. I think you could list a lot of people who are considered the greatest writers, thinkers, critics and literary geniuses in the field who didn't even begin to write until after they were her age, 43. She brings to the council 20 years of teaching."</w:t>
+        <w:t>WITH: Dana Ivgy (Or), Ronit Elkabetz (Ruthie), Meshar Cohen (Ido), Katia Zimbris (Rachel) and Shmuel Edelman (Shmuel).</w:t>
         <w:br/>
-        <w:t>At another point, Senator Hatch, his voice rising in frustration, said, "If this is not political correctness, what is it? My gosh, it's one thing having these nutcakes out there acting like academics and acting like they know a lot about intellectual life."</w:t>
         <w:br/>
-        <w:t>"What was that word again?" interjected Senator Kennedy with a grin.</w:t>
-        <w:br/>
-        <w:t xml:space="preserve"> </w:t>
-        <w:br/>
-        <w:t>Largely a Party-Line Vote</w:t>
-        <w:br/>
-        <w:t xml:space="preserve"> "Nutcakes," reiterated Senator Hatch to rising laughter in the hearing room, "and I have not as yet used that word to describe anyone on this committee."</w:t>
-        <w:br/>
-        <w:t>"She comes from a first-generation immigrant working-class family," Mr. Hatch continued. "She's a woman. It is tougher in those early years in academics for women and anybody who doesn't believe that doesn't know what is going on."</w:t>
-        <w:br/>
-        <w:t>"Ideology is not the issue," said Senator Kennedy. "Political correctness is not the issue. Numerous distinguished nominees with conservative backgrounds have been confirmed to the council in the past, as they will continue to be confirmed in the future."</w:t>
-        <w:br/>
-        <w:t>The 9-to-8 vote was largely along party lines, with Jeff Bingaman of New Mexico the only Democrat to vote in support of the nomination. "I was not persuaded that anything I saw was adequate to disqualify her from serving in that capacity," said Senator Bingaman after the hearing.</w:t>
-        <w:br/>
-        <w:t>Lynne Cheney, chairwoman of the National Endowment for the Humanities, had made Ms. Iannone's nomination something of a cause celebre, arguing the nominee's case in op-ed page articles and escorting her on personal visits to the hill seeking votes.</w:t>
-        <w:br/>
-        <w:t xml:space="preserve"> </w:t>
-        <w:br/>
-        <w:t>Reaction by Iannone</w:t>
-        <w:br/>
-        <w:t xml:space="preserve"> In a statement today, Mrs. Cheney said: "Carol Iannone is a fine scholar and a fine person, as all the Republicans and one Democrat on the committee realized. It is a great disappointment that the rest of the Democrats voted her down. Moreover, her nomination has raised vital First Amendment issues and this vote will be widely seen as sanctioning limits on free expression. That should be of concern to all Americans, both on and off our campuses."</w:t>
-        <w:br/>
-        <w:t>Ms. Iannone expressed surprise at the vote, suggesting that it was more ideological than based on her scholarly credentials. "I am surprised that Senator Kennedy made qualifications the issue because when I met with him he said qualifications were not of concern to him because academic politics were the nastiest kind."</w:t>
-        <w:br/>
-        <w:t>Referring to another committee member, Senator Barbara A. Mikulski, Democrat of Maryland, Ms. Iannone continued: "Barbara Mikulski said she was a populist when it came to credentials, that she didn't go for academic snobbery."</w:t>
-        <w:br/>
-        <w:t>Joel Conarroe, president of the Guggenheim Foundation, who had strongly opposed the nomination, said in a telephone interview that he felt the "right decision" had been made. "I think the Senators realize there are criteria for such an appointment and this nominee does not meet this criteria of scholarly distinction."</w:t>
-        <w:br/>
-        <w:t>Phyllis Franklin, executive director of the Modern Language Association of America, whose board had opposed the Iannone nomination for lack of scholarly credentials, also welcomed the vote, saying, "We are grateful to members of the committee who took our concern seriously."</w:t>
-        <w:br/>
-        <w:t>"We were particulary concerned," she added, "because nine members are due to cycle off the council next year, among them many distinguished members, and we were afraid this nomination would set the base line for next year's nominees."</w:t>
-        <w:br/>
-        <w:t>The two other nominations to the council -- Michael J. Malbin of the State University at Albany and Harvey C. Mansfield Jr. of Harvard University -- were approved without debate.</w:t>
+        <w:t>http://www.nytimes.com</w:t>
       </w:r>
     </w:p>
     <w:sectPr>

--- a/example_articles/countries/Israel/2.countries_Israel_New_York_Times.docx
+++ b/example_articles/countries/Israel/2.countries_Israel_New_York_Times.docx
@@ -7,7 +7,7 @@
         <w:pStyle w:val="Heading1"/>
       </w:pPr>
       <w:r>
-        <w:t>No Exit for Working Mom And Daughter in Tel Aviv</w:t>
+        <w:t>Amir Ohana Is Gay and Right-Wing. How Far Can He Go in Israel?</w:t>
       </w:r>
     </w:p>
     <w:p>
@@ -17,17 +17,17 @@
     </w:p>
     <w:p>
       <w:r>
-        <w:t>Date: 2004-10-05</w:t>
+        <w:t>Date: 2019-06-06</w:t>
       </w:r>
     </w:p>
     <w:p>
       <w:r>
-        <w:t>Section: Section E; Column 1; The Arts/Cultural Desk; Pg. 3; FILM FESTIVAL REVIEW</w:t>
+        <w:t>Section: OPINION</w:t>
       </w:r>
     </w:p>
     <w:p>
       <w:r>
-        <w:t>Source file: NYT/36.DOCX</w:t>
+        <w:t>Source file: NYT/26.DOCX</w:t>
       </w:r>
     </w:p>
     <w:p>
@@ -49,26 +49,63 @@
     </w:p>
     <w:p>
       <w:r>
-        <w:t>Somehow a world-class film festival wouldn't be the same without at least one movie about prostitution, preferably one that delivers both a frisson of salaciousness (back-alley sex!) and some tsk-tsking, generally in the direction of those watching the screen. Filmmakers have long been fascinated with this type of working woman, not only because of the profession's metaphoric resonance (see the films of Jean-Luc Godard, ad infinitum), but also because woman's work just isn't very interesting if it doesn't involve sex and the possibility that the woman on screen might be stripped of her clothes and perhaps her humanity.</w:t>
+        <w:t>JERUSALEM — For Amir Ohana, the shift that led to Israel's current political moment — and indirectly, to his own unlikely rise — can be pinpointed to one incident in the fall of 2000. Mr. Ohana, who was just appointed this country's first openly gay cabinet minister, was then a 24-year-old from a desert backwater making his way in Tel Aviv. The Israeli right, his political camp, was out of power, the public still hoping for peace with the Arab world.</w:t>
         <w:br/>
-        <w:t xml:space="preserve"> In the new Israeli film ''Or,'' about a prostitute and her teenage daughter, both clothes and humanity are stripped away with impunity. Directed by Keren Yedaya, this well-meaning but irritatingly naive feature about the horrors of prostitution or, more accurately, the filmmaker's own horror about the subject will be shown today as part of the New York Film Festival. Ms. Yedaya's feel-bad drama arrives with plenty of plaudits, having won several major awards at the Cannes International Film Festival, including the prize for first feature. Grim is always big at film festivals, but having now seen ''Or'' I can see how its relentlessly bleak and deterministic view of contemporary Israeli life might have played exceedingly well with viewers who always look for negatives in that specific part of the world. </w:t>
+        <w:t>On Oct. 12, two Israelis in their 30s reporting for their annual stint of reserve duty took a wrong turn in the occupied West Bank and ended up detained in a Palestinian police station in Ramallah. As a crowd cheered outside, Palestinian civilians beat them both to death and dumped one of the bodies out the window.</w:t>
         <w:br/>
-        <w:t xml:space="preserve">  Set in modern Tel Aviv, in what looks to be a working-class neighborhood, the story traces the everyday struggles of a street prostitute, Ruthie (Ronit Elkabetz), and her teenage daughter, Or (Dana Ivgy). From all appearances, Or seems to have long ago assumed the role of the responsible one in the family: she collects bottles and cans for money, works as a dishwasher in a restaurant owned by a sympathetic neighbor and keeps up the family's cramped, cluttered apartment as best she can. In turn, Ruthie, who has recently returned from a hospital stay, behaves like one of those out-of-control adolescents who show up on cable television: she dresses like Slattern Barbie, refuses to get up in the morning, sneaks out of the house at night, keeps bad company and whines, a lot.</w:t>
+        <w:t>Mr. Ohana remembers seeing the footage on TV, particularly one image that became infamous: a jubilant killer raising two bloody hands out a window. That evening, he told me, he felt the national mood shift. "Many Israelis who saw themselves on the left moved to the right at that moment, and stayed there," he said.</w:t>
         <w:br/>
-        <w:t xml:space="preserve"> Shot in an unadorned style that makes everything look fairly grotty, the women included, the film mixes scenes of quotidian life with melodramatic incident and then the whole thing grinds to a stop. Along the way, Ms. Yedaya and her co-writer, Sari Ezouz, build the case that prostitutes are purely victims and that prostitution is so pathological, so radically dehumanizing, that the prostitute herself is little more than an empty shell. In this formulation, prostitution isn't a lousy way to make a living; it's an iron cage with a rusted lock. Ruthie and Or aren't only victims of poverty, male opportunism and social indifference; they are also victims of their actions and desires, which don't really belong to them in any meaningful sense because, well, everything they do and feel is symptomatic of their pathological existence. </w:t>
+        <w:t>For Israelis the killings came to symbolize the end of many things: of the optimistic 1990s, of the Oslo peace process and of the old Israeli left. The right, its dark predictions vindicated, began its return to dominance.</w:t>
         <w:br/>
-        <w:t xml:space="preserve"> Ms. Yedaya's take on prostitution would be tolerable if her characters, especially Ruthie, weren't such ideological constructs. A monster from her gaudy blue eye-shadow to her Frankenstein platforms, Ruthie insists on breaking her daughter's heart by turning tricks. She says they need the money, but something else clearly drives her into the streets. But because Ms. Yedaya refuses to give Ruthie a hint of a dreamscape, a moment outside that iron cage, we never learn what makes her tick. That Ruthie might get something she needs from prostitution, however unhealthy, is something the film refuses to consider; worse, there's a suggestion that Or's teenage lust is a symptom of Ruthie's pathology rather than something good and real and human. Prostitution isn't the only disease in this film; so is desire. </w:t>
+        <w:t>In Israel's recent election, in April, Labor barely squeaked into parliament with a humiliating six seats out of 120. The election went, again, to the right-wing Likud — with significant help from Mr. Ohana, now 43 and one of his party's most hard-line, eloquent and anomalous spokesmen. Prime Minister Benjamin Netanyahu's failure to form a new coalition since then has triggered the country's descent into a second national election. But Mr. Ohana's role in the last campaign, and in the new one, was recognized Wednesday when, after just one term in parliament, he catapulted through the party ranks to make history by becoming justice minister in Israel's interim government.</w:t>
         <w:br/>
+        <w:t>The new Knesset has five openly gay members, a record. But four are on the center-left, where L.G.B.T. rights have long been popular. Mr. Ohana, the first openly gay lawmaker on the right, is in uncharted territory. His unique trajectory is worth watching because it will test the extent of tolerance by the rightist politicians who hold power, and by the electorate.</w:t>
         <w:br/>
-        <w:t>Or (My Treasure)</w:t>
+        <w:t>Israelis sometimes speak about two Israels: one Western-oriented and left-leaning, with roots in Eastern Europe, and the other working-class, traditional and rooted in the lost Jewish communities of the Islamic world. Although Mr. Ohana grew up in the middle class, in that simplified division his North African last name and family background place him in the second Israel.</w:t>
         <w:br/>
-        <w:t>Directed by Keren Yedaya; written (in Hebrew, with English subtitles) by Ms. Yedaya and Sari Ezouz; director of photography, Laurent Brunet; edited by Ms. Ezouz; produced by Marek Rozenbaum, Itai Tamir, Emmanuel Agneray and Jerome Bleitrach. Running time: 100 minutes. This film is not rated. Shown with a 15-minute short, Courtney Hunt's ''Frozen River'' tonight at 6 and Wednesday night at 9:30 at Alice Tully Hall, at Lincoln Center, 1941 Broadway at 65th Street, as part of the 42nd New York Film Festival.</w:t>
+        <w:t>Mr. Ohana's parents were raised in Morocco. Along with many other Arabic-speaking Jews who came to Israel, they landed in rough immigration camps in the southern desert, then fashioned new lives for themselves against steep odds. The Ohanas' social world was conservative, and their dusty city was far from the sexually liberal bubble of Tel Aviv; there weren't many openly gay people around Beersheba in 1991. Having a gay son wasn't something they'd planned. But when he was 15, Mr. Ohana told his parents the truth. "That was me and there was nothing I could do about it," he told me recently. "I couldn't change and I didn't want to." They took it, he remembered, "very badly."</w:t>
         <w:br/>
+        <w:t>When Mr. Ohana was 18 he joined the army, serving as an officer in the military police. He was discharged in 2000, as peace negotiations collapsed and the Second Intifada began. He then joined a Shin Bet intelligence outfit tasked with stopping the Palestinian suicide bombings and other attacks wreaking havoc on Israeli streets. Polls show that Israelis of Mr. Ohana's generation and younger are drawn increasingly to the right. (He says he was always there.) He spent six years in the security service, studying law at night.</w:t>
         <w:br/>
-        <w:t>WITH: Dana Ivgy (Or), Ronit Elkabetz (Ruthie), Meshar Cohen (Ido), Katia Zimbris (Rachel) and Shmuel Edelman (Shmuel).</w:t>
+        <w:t>At a Tel Aviv bar called Evita he met a man named Alon, a stockbroker. They've been together for 14 years — without getting married, because the state doesn't recognize gay marriages performed in Israel, and there's no civil marriage at all. They have two children, David and Elah, born in 2015 to a surrogate mother in Klamath Falls, Ore., because surrogacy is not legal for gay men here.</w:t>
         <w:br/>
+        <w:t>In the fall of 2011, Mr. Ohana convened 20 friends in his living room. He'd met some of them on Facebook — that was the year that social media helped drive Arab revolutions, social-justice protests in Israel and Occupy Wall Street in the United States. The mood was one of empowerment. (The same wave in Israel would propel two young leaders from the leftist protests into the Labor benches, where they now serve as Mr. Ohana's opponents.)</w:t>
         <w:br/>
-        <w:t>http://www.nytimes.com</w:t>
+        <w:t>All those present at the meeting were openly gay and right-wing. Until then, L.G.B.T. issues had been a sole concern of the left, and Mr. Ohana and his comrades, later known as the Likud Pride group, saw no reason for this to continue. The Israeli right isn't the American right; here right-wing mainly means a tough stance on the conflict with the Arab world, and the rest is flexible. Or, as Mr. Ohana has said before entering the Knesset in 2015, "Being attracted to men doesn't mean you have to believe in creating a Palestinian state."</w:t>
+        <w:br/>
+        <w:t>The Likud-led coalition included ultra-Orthodox lawmakers who oppose L.G.B.T. rights, and they absented themselves when their new colleague took the podium. Mr. Ohana introduced himself as the son of "Esther and Meir who came from Morocco to build a state," and the "other half" of Alon, who was in the audience with their two infants. "I'm Jewish, Israeli, Mizrahi, gay, a Likudnik, a security hawk, a liberal and a believer in the free market," Mr. Ohana told parliament. ("Mizrahi," or "eastern," refers to Israelis with roots in the Islamic world, about half of the Jewish population.)</w:t>
+        <w:br/>
+        <w:t>Mr. Ohana quickly positioned himself on the Likud's right flank, an opponent of compromise on all issues of national security and identity.  Success as a newcomer depends on Mr. Netanyahu's grace, and Mr. Ohana has appeared frequently on TV to defend the prime minister from corruption charges with the cool skill of a criminal lawyer. Like Mr. Netanyahu, he's willing to see the justice system — for which he just became responsible — not as a moral force but as a competing interest group. He recently criticized its "Sicilian mafia tactics."</w:t>
+        <w:br/>
+        <w:t>Mr. Netanyahu appointed him to head the committee in charge of passing the controversial nation-state law, which led to one of the biggest political fights in recent years. The law, passed in 2018, enshrined Israel's Jewish character in law for the first time. The center-left opposition denounced it for undermining the status of minorities, downgrading the status of Arabic and displaying dangerous signs of ethnic chauvinism. Whatever the law's effects on our society, as politics it was effective, rallying patriotic sentiment around the right while making the left seem naïve or treacherous — the classic Netanyahu maneuver.</w:t>
+        <w:br/>
+        <w:t>When I asked Mr. Ohana how, as a member of a persecuted minority himself, he could back this law, he replied that it merely states what most Israelis believe: Israel is the nation-state of the Jewish people. Others are free to live here with full civil rights, but not the right to alter the state's character as a refuge and home for Jews. "Whoever opposes the law simply isn't a Zionist," he said.</w:t>
+        <w:br/>
+        <w:t>"I grew up in a culture with great respect for the East — the tunes, the tastes, the culture — and it taught me to respect Arabs and not patronize them," Mr. Ohana said, reminding me that both of his parents grew up speaking Arabic. He believes that respecting the Palestinians includes dropping the pretense that their national movement will ever accept Israel's existence. He believes the Islamic world, which housed and endangered his family for many centuries, poses a threat to Jews and L.G.B.T. people, and that Israel must protect both. The West Bank is both the biblical heartland and a vital security buffer against a return to the years of suicide bombings that shaped him and his generation of Israelis in the early years of the century. Israeli control over the Palestinians there will continue permanently as the "lesser evil."</w:t>
+        <w:br/>
+        <w:t>But how can a state that defines itself as democratic control a large population of people who aren't its citizens?</w:t>
+        <w:br/>
+        <w:t>In Mr. Ohana's thinking, democracy is one of several competing values to be weighed against one another. "Why did our parents come here from Morocco, from Poland, Russia, Iraq and Yemen? Did they come to establish a democracy? I don't think so — there were many democracies in the world. They came to create a state for the Jewish people because there wasn't one, and without one it was a terrible world for us."</w:t>
+        <w:br/>
+        <w:t>On the left, some see Mr. Ohana as a useful mask for the right. "Ohana speaks in the name of liberal values but he actually promotes the politics of the most extreme religious right — annexing settlements, the nation-state law, breaking the power of the Supreme Court, aligning with open racists," said Rami Hod, director of the Berl Katznelson Educational Center, a venerable left-wing think tank affiliated with the Labor movement. "Not only is Ohana not liberal, he represents the death of the liberal Israeli right and shows how the entire right now conforms to the line set by extremists."</w:t>
+        <w:br/>
+        <w:t>However he's defined, the new minister's proximity to power makes him the most influential force for gay rights in parliament, even if what he can actually achieve remains to be seen.</w:t>
+        <w:br/>
+        <w:t>His first bill after entering politics, an attempt to extend hate-crime legislation to transgender people, was blocked by ultra-Orthodox lawmakers. The same pressure led the government to exclude gay men like him from new surrogacy legislation. Mr. Ohana voted with the opposition after delivering an impassioned plea in a Knesset committee, describing his own experience of being forced to travel to Oregon to become a father. He also joined the opposition in trying, and failing, to extend existing anti-discrimination laws to sexual and gender orientation.</w:t>
+        <w:br/>
+        <w:t>While religious conservatives haven't changed the way they vote as a result of Mr. Ohana, some do seem to have changed the way they speak. Lawmakers from the Shas party, for example, which is ultra-Orthodox and Mizrahi, have said in the past that gays should be treated like the avian flu and that they were            responsible for natural disasters like earthquakes. That rhetoric has become rarer, part of what Mr. Ohana sees as "an evolution, not a revolution," and for which some L.G.B.T. activists give him partial credit. It's harder to speak that way about a political ally.</w:t>
+        <w:br/>
+        <w:t>Israeli society is changing for the better, Mr. Ohana said, and so is the Israeli right. A Shas lawmaker, Rabbi Yigal Guetta, came under fire in 2017 for attending his nephew's gay wedding and was ultimately forced to resign — but he went unapologetically to the wedding, a move impossible not long ago. I was with Mr. Ohana in a Knesset corridor when he was greeted by a Shas official with a long beard and a skullcap who congratulated him warmly on his political success.</w:t>
+        <w:br/>
+        <w:t xml:space="preserve">"To the left's credit, it must be said that for years they were the only ones speaking about L.G.B.T. issues," Mr. Ohana said, "but it's an L.G.B.T. interest for these issues not to be left in the hands of a small opposition party." Given the outcome of the recent election, and whatever the results of the next one, there's little doubt he's right. </w:t>
+        <w:br/>
+        <w:t>Matti Friedman (@MattiFriedman), a contributing opinion writer, is the author, most recently, of "Spies of No Country: Secret Lives at the Birth of Israel."</w:t>
+        <w:br/>
+        <w:t>The Times is committed to publishing a diversity of letters to the editor. We'd like to hear what you think about this or any of our articles. Here are some            tips. And here's our email:            letters@nytimes.com.</w:t>
+        <w:br/>
+        <w:t>Follow The New York Times Opinion section on Facebook,            Twitter (@NYTopinion) and            Instagram.</w:t>
+        <w:br/>
+        <w:t>PHOTO: Amir Ohana at the Champions of Jewish Values International Awards Gala in 2016. (PHOTOGRAPH BY Desiree Navarro/WireImage, via Getty Images FOR THE NEW YORK TIMES)</w:t>
       </w:r>
     </w:p>
     <w:sectPr>
